--- a/Anexos/Tipos de respuesta al escalón..docx
+++ b/Anexos/Tipos de respuesta al escalón..docx
@@ -196,7 +196,6 @@
           <w:sz w:val="22"/>
           <w:szCs w:val="22"/>
           <w:u w:val="none"/>
-          <w:bdr w:val="none" w:color="auto" w:sz="0" w:space="0"/>
           <w:vertAlign w:val="baseline"/>
         </w:rPr>
         <w:drawing>
@@ -427,6 +426,7 @@
         <w:spacing w:before="0" w:beforeAutospacing="0" w:after="0" w:afterAutospacing="0" w:line="15" w:lineRule="atLeast"/>
         <w:jc w:val="both"/>
       </w:pPr>
+      <w:bookmarkStart w:id="0" w:name="_GoBack"/>
       <w:r>
         <w:rPr>
           <w:rFonts w:hint="default" w:ascii="Times New Roman" w:hAnsi="Times New Roman" w:cs="Times New Roman"/>
@@ -438,7 +438,6 @@
           <w:sz w:val="22"/>
           <w:szCs w:val="22"/>
           <w:u w:val="none"/>
-          <w:bdr w:val="none" w:color="auto" w:sz="0" w:space="0"/>
           <w:vertAlign w:val="baseline"/>
         </w:rPr>
         <w:drawing>
@@ -483,6 +482,7 @@
           </wp:inline>
         </w:drawing>
       </w:r>
+      <w:bookmarkEnd w:id="0"/>
     </w:p>
     <w:p>
       <w:pPr>
@@ -704,7 +704,6 @@
           <w:sz w:val="22"/>
           <w:szCs w:val="22"/>
           <w:u w:val="none"/>
-          <w:bdr w:val="none" w:color="auto" w:sz="0" w:space="0"/>
           <w:vertAlign w:val="baseline"/>
         </w:rPr>
         <w:drawing>
@@ -773,10 +772,7 @@
         <w:jc w:val="left"/>
       </w:pPr>
     </w:p>
-    <w:p>
-      <w:bookmarkStart w:id="0" w:name="_GoBack"/>
-      <w:bookmarkEnd w:id="0"/>
-    </w:p>
+    <w:p/>
     <w:sectPr>
       <w:pgSz w:w="11906" w:h="16838"/>
       <w:pgMar w:top="1440" w:right="1800" w:bottom="1440" w:left="1800" w:header="720" w:footer="720" w:gutter="0"/>
@@ -1351,7 +1347,7 @@
     <w:lsdException w:unhideWhenUsed="0" w:uiPriority="0" w:semiHidden="0" w:name="Document Map"/>
     <w:lsdException w:unhideWhenUsed="0" w:uiPriority="0" w:semiHidden="0" w:name="Plain Text"/>
     <w:lsdException w:unhideWhenUsed="0" w:uiPriority="0" w:semiHidden="0" w:name="E-mail Signature"/>
-    <w:lsdException w:unhideWhenUsed="0" w:uiPriority="0" w:semiHidden="0" w:name="Normal (Web)"/>
+    <w:lsdException w:qFormat="1" w:unhideWhenUsed="0" w:uiPriority="0" w:semiHidden="0" w:name="Normal (Web)"/>
     <w:lsdException w:unhideWhenUsed="0" w:uiPriority="0" w:semiHidden="0" w:name="HTML Acronym"/>
     <w:lsdException w:unhideWhenUsed="0" w:uiPriority="0" w:semiHidden="0" w:name="HTML Address"/>
     <w:lsdException w:unhideWhenUsed="0" w:uiPriority="0" w:semiHidden="0" w:name="HTML Cite"/>
@@ -1362,7 +1358,7 @@
     <w:lsdException w:unhideWhenUsed="0" w:uiPriority="0" w:semiHidden="0" w:name="HTML Sample"/>
     <w:lsdException w:unhideWhenUsed="0" w:uiPriority="0" w:semiHidden="0" w:name="HTML Typewriter"/>
     <w:lsdException w:unhideWhenUsed="0" w:uiPriority="0" w:semiHidden="0" w:name="HTML Variable"/>
-    <w:lsdException w:unhideWhenUsed="0" w:uiPriority="0" w:name="Normal Table"/>
+    <w:lsdException w:qFormat="1" w:unhideWhenUsed="0" w:uiPriority="0" w:name="Normal Table"/>
     <w:lsdException w:unhideWhenUsed="0" w:uiPriority="0" w:semiHidden="0" w:name="annotation subject"/>
     <w:lsdException w:unhideWhenUsed="0" w:uiPriority="0" w:semiHidden="0" w:name="Table Simple 1"/>
     <w:lsdException w:unhideWhenUsed="0" w:uiPriority="0" w:semiHidden="0" w:name="Table Simple 2"/>
@@ -1427,6 +1423,7 @@
   <w:style w:type="table" w:default="1" w:styleId="3">
     <w:name w:val="Normal Table"/>
     <w:semiHidden/>
+    <w:qFormat/>
     <w:uiPriority w:val="0"/>
     <w:tblPr>
       <w:tblCellMar>
@@ -1439,6 +1436,7 @@
   </w:style>
   <w:style w:type="paragraph" w:styleId="4">
     <w:name w:val="Normal (Web)"/>
+    <w:qFormat/>
     <w:uiPriority w:val="0"/>
     <w:pPr>
       <w:spacing w:before="0" w:beforeAutospacing="1" w:after="0" w:afterAutospacing="1"/>
@@ -1446,6 +1444,7 @@
       <w:jc w:val="left"/>
     </w:pPr>
     <w:rPr>
+      <w:rFonts w:ascii="Times New Roman" w:hAnsi="Times New Roman" w:eastAsia="SimSun" w:cs="Times New Roman"/>
       <w:kern w:val="0"/>
       <w:sz w:val="24"/>
       <w:szCs w:val="24"/>
